--- a/public/templates/DOC-12.docx
+++ b/public/templates/DOC-12.docx
@@ -621,18 +621,12 @@
             </w:tcMar>
           </w:tcPr>
           <w:p>
-            <w:pPr>
-              <w:tabs>
-                <w:tab w:val="left" w:pos="336"/>
-              </w:tabs>
-              <w:spacing w:line="400" w:lineRule="exact"/>
-              <w:ind w:left="60" w:right="60"/>
-              <w:jc w:val="both"/>
-              <w:rPr>
-                <w:rFonts w:eastAsia="DFKai-SB"/>
-                <w:color w:val="000000"/>
-              </w:rPr>
-            </w:pPr>
+            <w:r>
+              <w:rPr>
+                <w:rFonts w:ascii="Times New Roman" w:eastAsia="DFKai-SB" w:hAnsi="Times New Roman" w:cs="Times New Roman" w:hint="eastAsia"/>
+              </w:rPr>
+              <w:t>{pi_name_en}</w:t>
+            </w:r>
           </w:p>
         </w:tc>
       </w:tr>
@@ -1084,7 +1078,7 @@
                 <w:color w:val="000000"/>
                 <w:lang w:eastAsia="zh-TW"/>
               </w:rPr>
-              <w:t>□ 有（請檢附）</w:t>
+              <w:t>{irb0021_irb_training_cert} 有（請檢附）</w:t>
             </w:r>
           </w:p>
         </w:tc>
@@ -1841,7 +1835,7 @@
                 <w:color w:val="000000"/>
                 <w:lang w:eastAsia="zh-TW"/>
               </w:rPr>
-              <w:t>□是 □不適用</w:t>
+              <w:t>{irb0021_other_site_pi_yes}是 {irb0021_other_site_pi_na}不適用</w:t>
             </w:r>
           </w:p>
         </w:tc>
@@ -1896,6 +1890,12 @@
               </w:rPr>
               <w:t>計畫主持人</w:t>
             </w:r>
+            <w:r>
+              <w:rPr>
+                <w:rFonts w:ascii="Times New Roman" w:eastAsia="DFKai-SB" w:hAnsi="Times New Roman" w:cs="Times New Roman" w:hint="eastAsia"/>
+              </w:rPr>
+              <w:t xml:space="preserve">{#other_site_pi_rows}</w:t>
+            </w:r>
           </w:p>
         </w:tc>
         <w:tc>
@@ -1969,6 +1969,12 @@
                 <w:lang w:eastAsia="zh-TW"/>
               </w:rPr>
             </w:pPr>
+            <w:r>
+              <w:rPr>
+                <w:rFonts w:ascii="Times New Roman" w:eastAsia="DFKai-SB" w:hAnsi="Times New Roman" w:cs="Times New Roman" w:hint="eastAsia"/>
+              </w:rPr>
+              <w:t xml:space="preserve">{osp_unit}</w:t>
+            </w:r>
           </w:p>
         </w:tc>
         <w:tc>
@@ -2041,6 +2047,12 @@
                 <w:lang w:eastAsia="zh-TW"/>
               </w:rPr>
             </w:pPr>
+            <w:r>
+              <w:rPr>
+                <w:rFonts w:ascii="Times New Roman" w:eastAsia="DFKai-SB" w:hAnsi="Times New Roman" w:cs="Times New Roman" w:hint="eastAsia"/>
+              </w:rPr>
+              <w:t xml:space="preserve">{osp_phone}</w:t>
+            </w:r>
           </w:p>
         </w:tc>
       </w:tr>
@@ -2159,6 +2171,12 @@
                 <w:lang w:eastAsia="zh-TW"/>
               </w:rPr>
             </w:pPr>
+            <w:r>
+              <w:rPr>
+                <w:rFonts w:ascii="Times New Roman" w:eastAsia="DFKai-SB" w:hAnsi="Times New Roman" w:cs="Times New Roman" w:hint="eastAsia"/>
+              </w:rPr>
+              <w:t xml:space="preserve">{osp_name}</w:t>
+            </w:r>
           </w:p>
         </w:tc>
         <w:tc>
@@ -2231,6 +2249,12 @@
                 <w:lang w:eastAsia="zh-TW"/>
               </w:rPr>
             </w:pPr>
+            <w:r>
+              <w:rPr>
+                <w:rFonts w:ascii="Times New Roman" w:eastAsia="DFKai-SB" w:hAnsi="Times New Roman" w:cs="Times New Roman" w:hint="eastAsia"/>
+              </w:rPr>
+              <w:t xml:space="preserve">{osp_title}{/other_site_pi_rows}</w:t>
+            </w:r>
           </w:p>
         </w:tc>
       </w:tr>
